--- a/klagomål/A 54085-2025 FSC-klagomål.docx
+++ b/klagomål/A 54085-2025 FSC-klagomål.docx
@@ -913,7 +913,7 @@
     <w:r>
       <w:tab/>
       <w:tab/>
-      <w:t>2025-11-04</w:t>
+      <w:t>2025-11-05</w:t>
       <w:br/>
       <w:br/>
     </w:r>

--- a/klagomål/A 54085-2025 FSC-klagomål.docx
+++ b/klagomål/A 54085-2025 FSC-klagomål.docx
@@ -913,7 +913,7 @@
     <w:r>
       <w:tab/>
       <w:tab/>
-      <w:t>2025-11-05</w:t>
+      <w:t>2025-11-06</w:t>
       <w:br/>
       <w:br/>
     </w:r>

--- a/klagomål/A 54085-2025 FSC-klagomål.docx
+++ b/klagomål/A 54085-2025 FSC-klagomål.docx
@@ -913,7 +913,7 @@
     <w:r>
       <w:tab/>
       <w:tab/>
-      <w:t>2025-11-06</w:t>
+      <w:t>2025-11-07</w:t>
       <w:br/>
       <w:br/>
     </w:r>

--- a/klagomål/A 54085-2025 FSC-klagomål.docx
+++ b/klagomål/A 54085-2025 FSC-klagomål.docx
@@ -913,7 +913,7 @@
     <w:r>
       <w:tab/>
       <w:tab/>
-      <w:t>2025-11-07</w:t>
+      <w:t>2025-11-08</w:t>
       <w:br/>
       <w:br/>
     </w:r>

--- a/klagomål/A 54085-2025 FSC-klagomål.docx
+++ b/klagomål/A 54085-2025 FSC-klagomål.docx
@@ -913,7 +913,7 @@
     <w:r>
       <w:tab/>
       <w:tab/>
-      <w:t>2025-11-08</w:t>
+      <w:t>2025-11-09</w:t>
       <w:br/>
       <w:br/>
     </w:r>

--- a/klagomål/A 54085-2025 FSC-klagomål.docx
+++ b/klagomål/A 54085-2025 FSC-klagomål.docx
@@ -913,7 +913,7 @@
     <w:r>
       <w:tab/>
       <w:tab/>
-      <w:t>2025-11-09</w:t>
+      <w:t>2025-11-10</w:t>
       <w:br/>
       <w:br/>
     </w:r>

--- a/klagomål/A 54085-2025 FSC-klagomål.docx
+++ b/klagomål/A 54085-2025 FSC-klagomål.docx
@@ -913,7 +913,7 @@
     <w:r>
       <w:tab/>
       <w:tab/>
-      <w:t>2025-11-10</w:t>
+      <w:t>2025-11-11</w:t>
       <w:br/>
       <w:br/>
     </w:r>

--- a/klagomål/A 54085-2025 FSC-klagomål.docx
+++ b/klagomål/A 54085-2025 FSC-klagomål.docx
@@ -913,7 +913,7 @@
     <w:r>
       <w:tab/>
       <w:tab/>
-      <w:t>2025-11-11</w:t>
+      <w:t>2025-11-12</w:t>
       <w:br/>
       <w:br/>
     </w:r>

--- a/klagomål/A 54085-2025 FSC-klagomål.docx
+++ b/klagomål/A 54085-2025 FSC-klagomål.docx
@@ -913,7 +913,7 @@
     <w:r>
       <w:tab/>
       <w:tab/>
-      <w:t>2025-11-12</w:t>
+      <w:t>2025-11-13</w:t>
       <w:br/>
       <w:br/>
     </w:r>

--- a/klagomål/A 54085-2025 FSC-klagomål.docx
+++ b/klagomål/A 54085-2025 FSC-klagomål.docx
@@ -913,7 +913,7 @@
     <w:r>
       <w:tab/>
       <w:tab/>
-      <w:t>2025-11-13</w:t>
+      <w:t>2025-11-14</w:t>
       <w:br/>
       <w:br/>
     </w:r>

--- a/klagomål/A 54085-2025 FSC-klagomål.docx
+++ b/klagomål/A 54085-2025 FSC-klagomål.docx
@@ -913,7 +913,7 @@
     <w:r>
       <w:tab/>
       <w:tab/>
-      <w:t>2025-11-14</w:t>
+      <w:t>2025-11-15</w:t>
       <w:br/>
       <w:br/>
     </w:r>

--- a/klagomål/A 54085-2025 FSC-klagomål.docx
+++ b/klagomål/A 54085-2025 FSC-klagomål.docx
@@ -913,7 +913,7 @@
     <w:r>
       <w:tab/>
       <w:tab/>
-      <w:t>2025-11-15</w:t>
+      <w:t>2025-11-20</w:t>
       <w:br/>
       <w:br/>
     </w:r>

--- a/klagomål/A 54085-2025 FSC-klagomål.docx
+++ b/klagomål/A 54085-2025 FSC-klagomål.docx
@@ -913,7 +913,7 @@
     <w:r>
       <w:tab/>
       <w:tab/>
-      <w:t>2025-11-20</w:t>
+      <w:t>2025-11-21</w:t>
       <w:br/>
       <w:br/>
     </w:r>

--- a/klagomål/A 54085-2025 FSC-klagomål.docx
+++ b/klagomål/A 54085-2025 FSC-klagomål.docx
@@ -913,7 +913,7 @@
     <w:r>
       <w:tab/>
       <w:tab/>
-      <w:t>2025-11-21</w:t>
+      <w:t>2025-11-22</w:t>
       <w:br/>
       <w:br/>
     </w:r>

--- a/klagomål/A 54085-2025 FSC-klagomål.docx
+++ b/klagomål/A 54085-2025 FSC-klagomål.docx
@@ -913,7 +913,7 @@
     <w:r>
       <w:tab/>
       <w:tab/>
-      <w:t>2025-11-22</w:t>
+      <w:t>2025-11-23</w:t>
       <w:br/>
       <w:br/>
     </w:r>

--- a/klagomål/A 54085-2025 FSC-klagomål.docx
+++ b/klagomål/A 54085-2025 FSC-klagomål.docx
@@ -913,7 +913,7 @@
     <w:r>
       <w:tab/>
       <w:tab/>
-      <w:t>2025-11-23</w:t>
+      <w:t>2025-11-24</w:t>
       <w:br/>
       <w:br/>
     </w:r>

--- a/klagomål/A 54085-2025 FSC-klagomål.docx
+++ b/klagomål/A 54085-2025 FSC-klagomål.docx
@@ -913,7 +913,7 @@
     <w:r>
       <w:tab/>
       <w:tab/>
-      <w:t>2025-11-24</w:t>
+      <w:t>2025-11-25</w:t>
       <w:br/>
       <w:br/>
     </w:r>

--- a/klagomål/A 54085-2025 FSC-klagomål.docx
+++ b/klagomål/A 54085-2025 FSC-klagomål.docx
@@ -913,7 +913,7 @@
     <w:r>
       <w:tab/>
       <w:tab/>
-      <w:t>2025-11-25</w:t>
+      <w:t>2025-11-26</w:t>
       <w:br/>
       <w:br/>
     </w:r>

--- a/klagomål/A 54085-2025 FSC-klagomål.docx
+++ b/klagomål/A 54085-2025 FSC-klagomål.docx
@@ -913,7 +913,7 @@
     <w:r>
       <w:tab/>
       <w:tab/>
-      <w:t>2025-11-26</w:t>
+      <w:t>2025-11-27</w:t>
       <w:br/>
       <w:br/>
     </w:r>

--- a/klagomål/A 54085-2025 FSC-klagomål.docx
+++ b/klagomål/A 54085-2025 FSC-klagomål.docx
@@ -913,7 +913,7 @@
     <w:r>
       <w:tab/>
       <w:tab/>
-      <w:t>2025-11-27</w:t>
+      <w:t>2025-11-28</w:t>
       <w:br/>
       <w:br/>
     </w:r>

--- a/klagomål/A 54085-2025 FSC-klagomål.docx
+++ b/klagomål/A 54085-2025 FSC-klagomål.docx
@@ -913,7 +913,7 @@
     <w:r>
       <w:tab/>
       <w:tab/>
-      <w:t>2025-11-28</w:t>
+      <w:t>2025-11-29</w:t>
       <w:br/>
       <w:br/>
     </w:r>

--- a/klagomål/A 54085-2025 FSC-klagomål.docx
+++ b/klagomål/A 54085-2025 FSC-klagomål.docx
@@ -913,7 +913,7 @@
     <w:r>
       <w:tab/>
       <w:tab/>
-      <w:t>2025-11-29</w:t>
+      <w:t>2025-11-30</w:t>
       <w:br/>
       <w:br/>
     </w:r>

--- a/klagomål/A 54085-2025 FSC-klagomål.docx
+++ b/klagomål/A 54085-2025 FSC-klagomål.docx
@@ -913,7 +913,7 @@
     <w:r>
       <w:tab/>
       <w:tab/>
-      <w:t>2025-11-30</w:t>
+      <w:t>2025-12-01</w:t>
       <w:br/>
       <w:br/>
     </w:r>

--- a/klagomål/A 54085-2025 FSC-klagomål.docx
+++ b/klagomål/A 54085-2025 FSC-klagomål.docx
@@ -913,7 +913,7 @@
     <w:r>
       <w:tab/>
       <w:tab/>
-      <w:t>2025-12-01</w:t>
+      <w:t>2025-12-02</w:t>
       <w:br/>
       <w:br/>
     </w:r>

--- a/klagomål/A 54085-2025 FSC-klagomål.docx
+++ b/klagomål/A 54085-2025 FSC-klagomål.docx
@@ -913,7 +913,7 @@
     <w:r>
       <w:tab/>
       <w:tab/>
-      <w:t>2025-12-02</w:t>
+      <w:t>2025-12-03</w:t>
       <w:br/>
       <w:br/>
     </w:r>

--- a/klagomål/A 54085-2025 FSC-klagomål.docx
+++ b/klagomål/A 54085-2025 FSC-klagomål.docx
@@ -913,7 +913,7 @@
     <w:r>
       <w:tab/>
       <w:tab/>
-      <w:t>2025-12-03</w:t>
+      <w:t>2025-12-04</w:t>
       <w:br/>
       <w:br/>
     </w:r>

--- a/klagomål/A 54085-2025 FSC-klagomål.docx
+++ b/klagomål/A 54085-2025 FSC-klagomål.docx
@@ -913,7 +913,7 @@
     <w:r>
       <w:tab/>
       <w:tab/>
-      <w:t>2025-12-04</w:t>
+      <w:t>2025-12-05</w:t>
       <w:br/>
       <w:br/>
     </w:r>

--- a/klagomål/A 54085-2025 FSC-klagomål.docx
+++ b/klagomål/A 54085-2025 FSC-klagomål.docx
@@ -913,7 +913,7 @@
     <w:r>
       <w:tab/>
       <w:tab/>
-      <w:t>2025-12-05</w:t>
+      <w:t>2025-12-06</w:t>
       <w:br/>
       <w:br/>
     </w:r>

--- a/klagomål/A 54085-2025 FSC-klagomål.docx
+++ b/klagomål/A 54085-2025 FSC-klagomål.docx
@@ -913,7 +913,7 @@
     <w:r>
       <w:tab/>
       <w:tab/>
-      <w:t>2025-12-06</w:t>
+      <w:t>2025-12-07</w:t>
       <w:br/>
       <w:br/>
     </w:r>

--- a/klagomål/A 54085-2025 FSC-klagomål.docx
+++ b/klagomål/A 54085-2025 FSC-klagomål.docx
@@ -913,7 +913,7 @@
     <w:r>
       <w:tab/>
       <w:tab/>
-      <w:t>2025-12-07</w:t>
+      <w:t>2025-12-08</w:t>
       <w:br/>
       <w:br/>
     </w:r>

--- a/klagomål/A 54085-2025 FSC-klagomål.docx
+++ b/klagomål/A 54085-2025 FSC-klagomål.docx
@@ -913,7 +913,7 @@
     <w:r>
       <w:tab/>
       <w:tab/>
-      <w:t>2025-12-08</w:t>
+      <w:t>2025-12-09</w:t>
       <w:br/>
       <w:br/>
     </w:r>

--- a/klagomål/A 54085-2025 FSC-klagomål.docx
+++ b/klagomål/A 54085-2025 FSC-klagomål.docx
@@ -913,7 +913,7 @@
     <w:r>
       <w:tab/>
       <w:tab/>
-      <w:t>2025-12-09</w:t>
+      <w:t>2025-12-10</w:t>
       <w:br/>
       <w:br/>
     </w:r>

--- a/klagomål/A 54085-2025 FSC-klagomål.docx
+++ b/klagomål/A 54085-2025 FSC-klagomål.docx
@@ -913,7 +913,7 @@
     <w:r>
       <w:tab/>
       <w:tab/>
-      <w:t>2025-12-10</w:t>
+      <w:t>2025-12-11</w:t>
       <w:br/>
       <w:br/>
     </w:r>

--- a/klagomål/A 54085-2025 FSC-klagomål.docx
+++ b/klagomål/A 54085-2025 FSC-klagomål.docx
@@ -913,7 +913,7 @@
     <w:r>
       <w:tab/>
       <w:tab/>
-      <w:t>2025-12-11</w:t>
+      <w:t>2025-12-12</w:t>
       <w:br/>
       <w:br/>
     </w:r>

--- a/klagomål/A 54085-2025 FSC-klagomål.docx
+++ b/klagomål/A 54085-2025 FSC-klagomål.docx
@@ -913,7 +913,7 @@
     <w:r>
       <w:tab/>
       <w:tab/>
-      <w:t>2025-12-12</w:t>
+      <w:t>2025-12-13</w:t>
       <w:br/>
       <w:br/>
     </w:r>

--- a/klagomål/A 54085-2025 FSC-klagomål.docx
+++ b/klagomål/A 54085-2025 FSC-klagomål.docx
@@ -913,7 +913,7 @@
     <w:r>
       <w:tab/>
       <w:tab/>
-      <w:t>2025-12-19</w:t>
+      <w:t>2025-12-20</w:t>
       <w:br/>
       <w:br/>
     </w:r>

--- a/klagomål/A 54085-2025 FSC-klagomål.docx
+++ b/klagomål/A 54085-2025 FSC-klagomål.docx
@@ -913,7 +913,7 @@
     <w:r>
       <w:tab/>
       <w:tab/>
-      <w:t>2025-12-20</w:t>
+      <w:t>2025-12-21</w:t>
       <w:br/>
       <w:br/>
     </w:r>

--- a/klagomål/A 54085-2025 FSC-klagomål.docx
+++ b/klagomål/A 54085-2025 FSC-klagomål.docx
@@ -913,7 +913,7 @@
     <w:r>
       <w:tab/>
       <w:tab/>
-      <w:t>2025-12-21</w:t>
+      <w:t>2025-12-22</w:t>
       <w:br/>
       <w:br/>
     </w:r>

--- a/klagomål/A 54085-2025 FSC-klagomål.docx
+++ b/klagomål/A 54085-2025 FSC-klagomål.docx
@@ -913,7 +913,7 @@
     <w:r>
       <w:tab/>
       <w:tab/>
-      <w:t>2025-12-22</w:t>
+      <w:t>2025-12-26</w:t>
       <w:br/>
       <w:br/>
     </w:r>

--- a/klagomål/A 54085-2025 FSC-klagomål.docx
+++ b/klagomål/A 54085-2025 FSC-klagomål.docx
@@ -173,7 +173,7 @@
     </w:p>
     <w:p>
       <w:r>
-        <w:t>Nedan presenteras fynd av naturvårdsarter och fridlysta arter som gjorts i det avverkningsanmälda området, samt relevanta utdrag ur standarderna för FSC, Chain of Custody, Controlled Wood och PEFC. I BILAGA 1 finns artfakta om rödlistade arter.</w:t>
+        <w:t>Nedan presenteras fynd av naturvårdsarter och fridlysta arter som gjorts i det avverkningsanmälda området, samt relevanta utdrag ur standarderna för FSC, Chain of Custody, Controlled Wood och PEFC. I BILAGA 1 finns artfakta om fridlysta och rödlistade arter.</w:t>
       </w:r>
     </w:p>
     <w:p>
@@ -367,6 +367,22 @@
       </w:r>
     </w:p>
     <w:p>
+      <w:r>
+        <w:rPr>
+          <w:b/>
+        </w:rPr>
+        <w:t>Kungsörn (NT, §4)</w:t>
+      </w:r>
+      <w:r>
+        <w:t xml:space="preserve"> är rödlistad som nära hotad och upptagen i bilaga 1 EU:s fågeldirektiv. Boträd får inte avverkas och skyddande skog bör vid avverkning alltid sparas runt örnbon, även runt s.k. alternativbon. Som utgångspunkt vid bedömning av hur mycket skog som skall lämnas runt boträdet bör 200 meters radie gälla. Under häckningsperioden (1 januari till 31 augusti) är kungsörnen störningskänslig och inga skogsbruksåtgärder eller andra störande verksamheter får förekomma närmare än 500 m från boet under den tiden. Arealen på det sparade skogspartiet kan uppgå till åtskilliga tiotals hektar beroende på t.ex. topografi, vindexponering och insyn. Det är även värdefullt om sammanhängande skog kan lämnas i någon riktning. Avverkning av gammelskog i bergsbranter och annan svår terräng måste undvikas (SLU Artdatabanken, 2024; Skogsstyrelsen, 2016).</w:t>
+      </w:r>
+    </w:p>
+    <w:p>
+      <w:r>
+        <w:t>I BILAGA 1 finns mer detaljerad information om ekologi samt krav på livsmiljö hos fridlysta arter.</w:t>
+      </w:r>
+    </w:p>
+    <w:p>
       <w:pPr>
         <w:pStyle w:val="Heading1"/>
       </w:pPr>
@@ -669,7 +685,73 @@
         <w:pStyle w:val="Title"/>
       </w:pPr>
       <w:r>
-        <w:t>BILAGA 1 – Rödlistade arter</w:t>
+        <w:t>BILAGA 1 –</w:t>
+        <w:br/>
+        <w:t>Fridlysta och rödlistade arter</w:t>
+      </w:r>
+    </w:p>
+    <w:p>
+      <w:pPr>
+        <w:pStyle w:val="Heading1"/>
+      </w:pPr>
+      <w:r>
+        <w:t>Kungsörn – ekologi samt krav på livsmiljön</w:t>
+      </w:r>
+    </w:p>
+    <w:p>
+      <w:r>
+        <w:t>Kungsörn är rödlistad som nära hotad (NT) och fridlyst enligt 4§ Artskyddsförordningen samt upptagen i bilaga 1 EU:s fågeldirektiv. Kungsörnen häckar i skogs- och fjällområden där den bygger stora risbon i grova träd eller på klipphyllor. Risboet är ca 1,5 m i diameter och i extremfall upp till 5 m högt, vanligtvis beläget i en kraftig tall eller i ett klippstup, ofta med utsikt över terrängen. Varje par har ofta flera alternativa boplatser inom sitt revir och dessa kan ligga åtskilliga kilometer från varandra (upp till 6,5 km konstaterat i Norge). Bon i träd placeras oftast på 2/3 höjd, mera sällan i eller nära toppen (SLU Artdatabanken, 2024).</w:t>
+      </w:r>
+    </w:p>
+    <w:p>
+      <w:r>
+        <w:t>I marker med medelgod bytestillgång är avståndet mellan etablerade par under naturliga förhållanden i genomsnitt cirka 10 km. I områden med gott om byten, som t.ex. i Skåne och Gotland men lokalt även i Norrland, kan avstånden vara betydligt kortare. Till exempel på Gotland har samtidiga häckningar skett i bon belägna endast lite drygt tre kilometer från varandra. I fattiga norrlandsskogar är medelavståndet mellan paren drygt 15 km. (SLU Artdatabanken, 2024).</w:t>
+      </w:r>
+    </w:p>
+    <w:p>
+      <w:r>
+        <w:t>Boträd får inte avverkas och skyddande skog bör vid avverkning alltid sparas runt örnbon, även runt s.k. alternativbon. Som utgångspunkt vid bedömning av hur mycket skog som skall lämnas runt boträdet bör 200 meters radie gälla. Under häckningsperioden (1 januari till 31 augusti) är kungsörnen störningskänslig och inga skogsbruksåtgärder eller annan störande berksamhet får förekomma närmare än 500 m från boet under den tiden. Arealen på det sparade skogspartiet kan uppgå till åtskilliga tiotals hektar beroende på t.ex. topografi, vindexponering och insyn. Det är även värdefullt om sammanhängande skog kan lämnas i någon riktning. Avverkning av gammelskog i bergsbranter och annan svår terräng måste undvikas (SLU Artdatabanken, 2024; Skogsstyrelsen, 2016).</w:t>
+      </w:r>
+    </w:p>
+    <w:p>
+      <w:r>
+        <w:t>Kungsörnen har på lång sikt en något osäker framtid på grund av den genomhuggning och kalavverkning av äldre, urskogsartade bestånd som fortfarande sker långt upp mot fjällområdena. Därvid kan brist på lämpliga boträd uppstå, likaså försämrad bytestillgång. Boträden, tallar i minst 95 % av fallen, bör vara kraftiga och i Norrland helst minst 200 år gamla. Medelåldern på 97 friska träd var 311 år vid en studie i Norrland 1975–1980. På Gotland har medelåldern på boträden konstaterats vara 145 år. Den gammelskog som i dagens läge finns kvar i Norrland hittas framför allt i svåravverkade, branta sluttningar i anslutning till berg, på blockrika berg, i eller i anslutning till raviner och sprickdalar eller på myrholmar. Eftersom ungefär halva den svenska kungsörnsstammen är beroende av lämpliga boträd skulle en mer omfattande avverkning i ovan nämnda terrängtyper troligen vara starkt negativ för artens fortbestånd. (SLU Artdatabanken, 2024).</w:t>
+      </w:r>
+    </w:p>
+    <w:p>
+      <w:pPr>
+        <w:pStyle w:val="Heading2"/>
+      </w:pPr>
+      <w:r>
+        <w:t>Referenser – kungsörn</w:t>
+      </w:r>
+    </w:p>
+    <w:p>
+      <w:r>
+        <w:t xml:space="preserve">Skogsstyrelsen, 2016. </w:t>
+      </w:r>
+      <w:r>
+        <w:rPr>
+          <w:i/>
+        </w:rPr>
+        <w:t xml:space="preserve">Vägledning för hänsyn till kungsörn. </w:t>
+      </w:r>
+      <w:r>
+        <w:t>Vägledningar och kunskapsstöd artskydd – Skogsstyrelsen</w:t>
+      </w:r>
+    </w:p>
+    <w:p>
+      <w:r>
+        <w:t xml:space="preserve">SLU Artdatabanken, 2024. </w:t>
+      </w:r>
+      <w:r>
+        <w:rPr>
+          <w:i/>
+        </w:rPr>
+        <w:t xml:space="preserve">Artfaktablad. Naturvård – artfakta. </w:t>
+      </w:r>
+      <w:r>
+        <w:t>SLU Artdatabanken, Uppsala</w:t>
       </w:r>
     </w:p>
     <w:p>
@@ -913,7 +995,7 @@
     <w:r>
       <w:tab/>
       <w:tab/>
-      <w:t>2026-01-03</w:t>
+      <w:t>2026-01-04</w:t>
       <w:br/>
       <w:br/>
     </w:r>

--- a/klagomål/A 54085-2025 FSC-klagomål.docx
+++ b/klagomål/A 54085-2025 FSC-klagomål.docx
@@ -995,7 +995,7 @@
     <w:r>
       <w:tab/>
       <w:tab/>
-      <w:t>2026-01-07</w:t>
+      <w:t>2026-01-08</w:t>
       <w:br/>
       <w:br/>
     </w:r>

--- a/klagomål/A 54085-2025 FSC-klagomål.docx
+++ b/klagomål/A 54085-2025 FSC-klagomål.docx
@@ -995,7 +995,7 @@
     <w:r>
       <w:tab/>
       <w:tab/>
-      <w:t>2026-01-08</w:t>
+      <w:t>2026-01-09</w:t>
       <w:br/>
       <w:br/>
     </w:r>

--- a/klagomål/A 54085-2025 FSC-klagomål.docx
+++ b/klagomål/A 54085-2025 FSC-klagomål.docx
@@ -995,7 +995,7 @@
     <w:r>
       <w:tab/>
       <w:tab/>
-      <w:t>2026-01-09</w:t>
+      <w:t>2026-01-10</w:t>
       <w:br/>
       <w:br/>
     </w:r>

--- a/klagomål/A 54085-2025 FSC-klagomål.docx
+++ b/klagomål/A 54085-2025 FSC-klagomål.docx
@@ -995,7 +995,7 @@
     <w:r>
       <w:tab/>
       <w:tab/>
-      <w:t>2026-01-10</w:t>
+      <w:t>2026-01-11</w:t>
       <w:br/>
       <w:br/>
     </w:r>

--- a/klagomål/A 54085-2025 FSC-klagomål.docx
+++ b/klagomål/A 54085-2025 FSC-klagomål.docx
@@ -995,7 +995,7 @@
     <w:r>
       <w:tab/>
       <w:tab/>
-      <w:t>2026-01-11</w:t>
+      <w:t>2026-01-12</w:t>
       <w:br/>
       <w:br/>
     </w:r>

--- a/klagomål/A 54085-2025 FSC-klagomål.docx
+++ b/klagomål/A 54085-2025 FSC-klagomål.docx
@@ -995,7 +995,7 @@
     <w:r>
       <w:tab/>
       <w:tab/>
-      <w:t>2026-01-12</w:t>
+      <w:t>2026-01-13</w:t>
       <w:br/>
       <w:br/>
     </w:r>

--- a/klagomål/A 54085-2025 FSC-klagomål.docx
+++ b/klagomål/A 54085-2025 FSC-klagomål.docx
@@ -995,7 +995,7 @@
     <w:r>
       <w:tab/>
       <w:tab/>
-      <w:t>2026-01-13</w:t>
+      <w:t>2026-01-14</w:t>
       <w:br/>
       <w:br/>
     </w:r>

--- a/klagomål/A 54085-2025 FSC-klagomål.docx
+++ b/klagomål/A 54085-2025 FSC-klagomål.docx
@@ -995,7 +995,7 @@
     <w:r>
       <w:tab/>
       <w:tab/>
-      <w:t>2026-01-14</w:t>
+      <w:t>2026-01-15</w:t>
       <w:br/>
       <w:br/>
     </w:r>

--- a/klagomål/A 54085-2025 FSC-klagomål.docx
+++ b/klagomål/A 54085-2025 FSC-klagomål.docx
@@ -995,7 +995,7 @@
     <w:r>
       <w:tab/>
       <w:tab/>
-      <w:t>2026-01-15</w:t>
+      <w:t>2026-01-16</w:t>
       <w:br/>
       <w:br/>
     </w:r>

--- a/klagomål/A 54085-2025 FSC-klagomål.docx
+++ b/klagomål/A 54085-2025 FSC-klagomål.docx
@@ -995,7 +995,7 @@
     <w:r>
       <w:tab/>
       <w:tab/>
-      <w:t>2026-01-16</w:t>
+      <w:t>2026-01-17</w:t>
       <w:br/>
       <w:br/>
     </w:r>

--- a/klagomål/A 54085-2025 FSC-klagomål.docx
+++ b/klagomål/A 54085-2025 FSC-klagomål.docx
@@ -995,7 +995,7 @@
     <w:r>
       <w:tab/>
       <w:tab/>
-      <w:t>2026-01-17</w:t>
+      <w:t>2026-01-18</w:t>
       <w:br/>
       <w:br/>
     </w:r>

--- a/klagomål/A 54085-2025 FSC-klagomål.docx
+++ b/klagomål/A 54085-2025 FSC-klagomål.docx
@@ -995,7 +995,7 @@
     <w:r>
       <w:tab/>
       <w:tab/>
-      <w:t>2026-01-18</w:t>
+      <w:t>2026-01-19</w:t>
       <w:br/>
       <w:br/>
     </w:r>

--- a/klagomål/A 54085-2025 FSC-klagomål.docx
+++ b/klagomål/A 54085-2025 FSC-klagomål.docx
@@ -995,7 +995,7 @@
     <w:r>
       <w:tab/>
       <w:tab/>
-      <w:t>2026-01-19</w:t>
+      <w:t>2026-01-20</w:t>
       <w:br/>
       <w:br/>
     </w:r>

--- a/klagomål/A 54085-2025 FSC-klagomål.docx
+++ b/klagomål/A 54085-2025 FSC-klagomål.docx
@@ -995,7 +995,7 @@
     <w:r>
       <w:tab/>
       <w:tab/>
-      <w:t>2026-01-20</w:t>
+      <w:t>2026-01-21</w:t>
       <w:br/>
       <w:br/>
     </w:r>

--- a/klagomål/A 54085-2025 FSC-klagomål.docx
+++ b/klagomål/A 54085-2025 FSC-klagomål.docx
@@ -995,7 +995,7 @@
     <w:r>
       <w:tab/>
       <w:tab/>
-      <w:t>2026-01-21</w:t>
+      <w:t>2026-01-23</w:t>
       <w:br/>
       <w:br/>
     </w:r>

--- a/klagomål/A 54085-2025 FSC-klagomål.docx
+++ b/klagomål/A 54085-2025 FSC-klagomål.docx
@@ -995,7 +995,7 @@
     <w:r>
       <w:tab/>
       <w:tab/>
-      <w:t>2026-01-23</w:t>
+      <w:t>2026-01-24</w:t>
       <w:br/>
       <w:br/>
     </w:r>

--- a/klagomål/A 54085-2025 FSC-klagomål.docx
+++ b/klagomål/A 54085-2025 FSC-klagomål.docx
@@ -995,7 +995,7 @@
     <w:r>
       <w:tab/>
       <w:tab/>
-      <w:t>2026-01-24</w:t>
+      <w:t>2026-01-25</w:t>
       <w:br/>
       <w:br/>
     </w:r>

--- a/klagomål/A 54085-2025 FSC-klagomål.docx
+++ b/klagomål/A 54085-2025 FSC-klagomål.docx
@@ -995,7 +995,7 @@
     <w:r>
       <w:tab/>
       <w:tab/>
-      <w:t>2026-01-25</w:t>
+      <w:t>2026-01-26</w:t>
       <w:br/>
       <w:br/>
     </w:r>

--- a/klagomål/A 54085-2025 FSC-klagomål.docx
+++ b/klagomål/A 54085-2025 FSC-klagomål.docx
@@ -995,7 +995,7 @@
     <w:r>
       <w:tab/>
       <w:tab/>
-      <w:t>2026-01-26</w:t>
+      <w:t>2026-01-27</w:t>
       <w:br/>
       <w:br/>
     </w:r>

--- a/klagomål/A 54085-2025 FSC-klagomål.docx
+++ b/klagomål/A 54085-2025 FSC-klagomål.docx
@@ -995,7 +995,7 @@
     <w:r>
       <w:tab/>
       <w:tab/>
-      <w:t>2026-01-27</w:t>
+      <w:t>2026-01-28</w:t>
       <w:br/>
       <w:br/>
     </w:r>

--- a/klagomål/A 54085-2025 FSC-klagomål.docx
+++ b/klagomål/A 54085-2025 FSC-klagomål.docx
@@ -1105,7 +1105,7 @@
     <w:r>
       <w:tab/>
       <w:tab/>
-      <w:t>2026-02-22</w:t>
+      <w:t>2026-02-23</w:t>
       <w:br/>
       <w:br/>
     </w:r>

--- a/klagomål/A 54085-2025 FSC-klagomål.docx
+++ b/klagomål/A 54085-2025 FSC-klagomål.docx
@@ -1105,7 +1105,7 @@
     <w:r>
       <w:tab/>
       <w:tab/>
-      <w:t>2026-02-23</w:t>
+      <w:t>2026-02-24</w:t>
       <w:br/>
       <w:br/>
     </w:r>

--- a/klagomål/A 54085-2025 FSC-klagomål.docx
+++ b/klagomål/A 54085-2025 FSC-klagomål.docx
@@ -1105,7 +1105,7 @@
     <w:r>
       <w:tab/>
       <w:tab/>
-      <w:t>2026-02-24</w:t>
+      <w:t>2026-02-25</w:t>
       <w:br/>
       <w:br/>
     </w:r>

--- a/klagomål/A 54085-2025 FSC-klagomål.docx
+++ b/klagomål/A 54085-2025 FSC-klagomål.docx
@@ -1105,7 +1105,7 @@
     <w:r>
       <w:tab/>
       <w:tab/>
-      <w:t>2026-02-25</w:t>
+      <w:t>2026-02-26</w:t>
       <w:br/>
       <w:br/>
     </w:r>

--- a/klagomål/A 54085-2025 FSC-klagomål.docx
+++ b/klagomål/A 54085-2025 FSC-klagomål.docx
@@ -1105,7 +1105,7 @@
     <w:r>
       <w:tab/>
       <w:tab/>
-      <w:t>2026-02-26</w:t>
+      <w:t>2026-02-28</w:t>
       <w:br/>
       <w:br/>
     </w:r>

--- a/klagomål/A 54085-2025 FSC-klagomål.docx
+++ b/klagomål/A 54085-2025 FSC-klagomål.docx
@@ -1105,7 +1105,7 @@
     <w:r>
       <w:tab/>
       <w:tab/>
-      <w:t>2026-02-28</w:t>
+      <w:t>2026-03-01</w:t>
       <w:br/>
       <w:br/>
     </w:r>

--- a/klagomål/A 54085-2025 FSC-klagomål.docx
+++ b/klagomål/A 54085-2025 FSC-klagomål.docx
@@ -1105,7 +1105,7 @@
     <w:r>
       <w:tab/>
       <w:tab/>
-      <w:t>2026-03-01</w:t>
+      <w:t>2026-03-02</w:t>
       <w:br/>
       <w:br/>
     </w:r>

--- a/klagomål/A 54085-2025 FSC-klagomål.docx
+++ b/klagomål/A 54085-2025 FSC-klagomål.docx
@@ -280,7 +280,7 @@
         <w:rPr>
           <w:i/>
         </w:rPr>
-        <w:t xml:space="preserve"> 9070 Trädklädd betesmark </w:t>
+        <w:t xml:space="preserve"> 9070 Trädklädd betesmark</w:t>
       </w:r>
       <w:r>
         <w:t xml:space="preserve"> (SLU Artdatabanken, 2024).</w:t>
@@ -1105,7 +1105,7 @@
     <w:r>
       <w:tab/>
       <w:tab/>
-      <w:t>2026-03-02</w:t>
+      <w:t>2026-03-03</w:t>
       <w:br/>
       <w:br/>
     </w:r>

--- a/klagomål/A 54085-2025 FSC-klagomål.docx
+++ b/klagomål/A 54085-2025 FSC-klagomål.docx
@@ -1105,7 +1105,7 @@
     <w:r>
       <w:tab/>
       <w:tab/>
-      <w:t>2026-03-03</w:t>
+      <w:t>2026-03-04</w:t>
       <w:br/>
       <w:br/>
     </w:r>

--- a/klagomål/A 54085-2025 FSC-klagomål.docx
+++ b/klagomål/A 54085-2025 FSC-klagomål.docx
@@ -1105,7 +1105,7 @@
     <w:r>
       <w:tab/>
       <w:tab/>
-      <w:t>2026-03-04</w:t>
+      <w:t>2026-03-05</w:t>
       <w:br/>
       <w:br/>
     </w:r>

--- a/klagomål/A 54085-2025 FSC-klagomål.docx
+++ b/klagomål/A 54085-2025 FSC-klagomål.docx
@@ -1105,7 +1105,7 @@
     <w:r>
       <w:tab/>
       <w:tab/>
-      <w:t>2026-03-05</w:t>
+      <w:t>2026-03-06</w:t>
       <w:br/>
       <w:br/>
     </w:r>

--- a/klagomål/A 54085-2025 FSC-klagomål.docx
+++ b/klagomål/A 54085-2025 FSC-klagomål.docx
@@ -1105,7 +1105,7 @@
     <w:r>
       <w:tab/>
       <w:tab/>
-      <w:t>2026-03-06</w:t>
+      <w:t>2026-03-07</w:t>
       <w:br/>
       <w:br/>
     </w:r>

--- a/klagomål/A 54085-2025 FSC-klagomål.docx
+++ b/klagomål/A 54085-2025 FSC-klagomål.docx
@@ -1105,7 +1105,7 @@
     <w:r>
       <w:tab/>
       <w:tab/>
-      <w:t>2026-03-07</w:t>
+      <w:t>2026-03-08</w:t>
       <w:br/>
       <w:br/>
     </w:r>

--- a/klagomål/A 54085-2025 FSC-klagomål.docx
+++ b/klagomål/A 54085-2025 FSC-klagomål.docx
@@ -1105,7 +1105,7 @@
     <w:r>
       <w:tab/>
       <w:tab/>
-      <w:t>2026-03-08</w:t>
+      <w:t>2026-03-09</w:t>
       <w:br/>
       <w:br/>
     </w:r>

--- a/klagomål/A 54085-2025 FSC-klagomål.docx
+++ b/klagomål/A 54085-2025 FSC-klagomål.docx
@@ -1105,7 +1105,7 @@
     <w:r>
       <w:tab/>
       <w:tab/>
-      <w:t>2026-03-09</w:t>
+      <w:t>2026-03-10</w:t>
       <w:br/>
       <w:br/>
     </w:r>

--- a/klagomål/A 54085-2025 FSC-klagomål.docx
+++ b/klagomål/A 54085-2025 FSC-klagomål.docx
@@ -1105,7 +1105,7 @@
     <w:r>
       <w:tab/>
       <w:tab/>
-      <w:t>2026-03-10</w:t>
+      <w:t>2026-03-11</w:t>
       <w:br/>
       <w:br/>
     </w:r>

--- a/klagomål/A 54085-2025 FSC-klagomål.docx
+++ b/klagomål/A 54085-2025 FSC-klagomål.docx
@@ -1105,7 +1105,7 @@
     <w:r>
       <w:tab/>
       <w:tab/>
-      <w:t>2026-03-11</w:t>
+      <w:t>2026-03-12</w:t>
       <w:br/>
       <w:br/>
     </w:r>

--- a/klagomål/A 54085-2025 FSC-klagomål.docx
+++ b/klagomål/A 54085-2025 FSC-klagomål.docx
@@ -1105,7 +1105,7 @@
     <w:r>
       <w:tab/>
       <w:tab/>
-      <w:t>2026-03-12</w:t>
+      <w:t>2026-03-13</w:t>
       <w:br/>
       <w:br/>
     </w:r>

--- a/klagomål/A 54085-2025 FSC-klagomål.docx
+++ b/klagomål/A 54085-2025 FSC-klagomål.docx
@@ -1100,7 +1100,7 @@
     <w:r>
       <w:tab/>
       <w:tab/>
-      <w:t>2026-04-14</w:t>
+      <w:t>2026-04-15</w:t>
       <w:br/>
       <w:br/>
     </w:r>

--- a/klagomål/A 54085-2025 FSC-klagomål.docx
+++ b/klagomål/A 54085-2025 FSC-klagomål.docx
@@ -1100,7 +1100,7 @@
     <w:r>
       <w:tab/>
       <w:tab/>
-      <w:t>2026-04-15</w:t>
+      <w:t>2026-04-16</w:t>
       <w:br/>
       <w:br/>
     </w:r>

--- a/klagomål/A 54085-2025 FSC-klagomål.docx
+++ b/klagomål/A 54085-2025 FSC-klagomål.docx
@@ -1100,7 +1100,7 @@
     <w:r>
       <w:tab/>
       <w:tab/>
-      <w:t>2026-04-16</w:t>
+      <w:t>2026-04-17</w:t>
       <w:br/>
       <w:br/>
     </w:r>

--- a/klagomål/A 54085-2025 FSC-klagomål.docx
+++ b/klagomål/A 54085-2025 FSC-klagomål.docx
@@ -1100,7 +1100,7 @@
     <w:r>
       <w:tab/>
       <w:tab/>
-      <w:t>2026-04-17</w:t>
+      <w:t>2026-04-18</w:t>
       <w:br/>
       <w:br/>
     </w:r>

--- a/klagomål/A 54085-2025 FSC-klagomål.docx
+++ b/klagomål/A 54085-2025 FSC-klagomål.docx
@@ -428,7 +428,7 @@
         <w:t>Pletocarpon nephromeum</w:t>
       </w:r>
       <w:r>
-        <w:t xml:space="preserve"> (EN), som växer på stuplav. Ytterligare två sällsynta lavparasiter, </w:t>
+        <w:t xml:space="preserve"> (EN), som växer på stuplav. Ytterligare tre sällsynta lavparasiter, </w:t>
       </w:r>
       <w:r>
         <w:rPr>
@@ -437,7 +437,7 @@
         <w:t>Protounguicularia nephromatis</w:t>
       </w:r>
       <w:r>
-        <w:t xml:space="preserve"> (VU) och </w:t>
+        <w:t xml:space="preserve"> (VU), </w:t>
       </w:r>
       <w:r>
         <w:rPr>
@@ -446,7 +446,16 @@
         <w:t>Refractohilum galligenum</w:t>
       </w:r>
       <w:r>
-        <w:t xml:space="preserve"> (NT), kan också påträffas på stuplav. Stuplav är typisk art för </w:t>
+        <w:t xml:space="preserve"> (NT) och </w:t>
+      </w:r>
+      <w:r>
+        <w:rPr>
+          <w:i/>
+        </w:rPr>
+        <w:t>Roselliniella nephromatis</w:t>
+      </w:r>
+      <w:r>
+        <w:t xml:space="preserve"> (DD), kan också påträffas på stuplav. Stuplav är typisk art för </w:t>
       </w:r>
       <w:r>
         <w:rPr>
@@ -1100,7 +1109,7 @@
     <w:r>
       <w:tab/>
       <w:tab/>
-      <w:t>2026-04-18</w:t>
+      <w:t>2026-04-19</w:t>
       <w:br/>
       <w:br/>
     </w:r>

--- a/klagomål/A 54085-2025 FSC-klagomål.docx
+++ b/klagomål/A 54085-2025 FSC-klagomål.docx
@@ -1109,7 +1109,7 @@
     <w:r>
       <w:tab/>
       <w:tab/>
-      <w:t>2026-04-19</w:t>
+      <w:t>2026-04-20</w:t>
       <w:br/>
       <w:br/>
     </w:r>

--- a/klagomål/A 54085-2025 FSC-klagomål.docx
+++ b/klagomål/A 54085-2025 FSC-klagomål.docx
@@ -1109,7 +1109,7 @@
     <w:r>
       <w:tab/>
       <w:tab/>
-      <w:t>2026-04-20</w:t>
+      <w:t>2026-04-21</w:t>
       <w:br/>
       <w:br/>
     </w:r>

--- a/klagomål/A 54085-2025 FSC-klagomål.docx
+++ b/klagomål/A 54085-2025 FSC-klagomål.docx
@@ -1109,7 +1109,7 @@
     <w:r>
       <w:tab/>
       <w:tab/>
-      <w:t>2026-04-21</w:t>
+      <w:t>2026-04-22</w:t>
       <w:br/>
       <w:br/>
     </w:r>

--- a/klagomål/A 54085-2025 FSC-klagomål.docx
+++ b/klagomål/A 54085-2025 FSC-klagomål.docx
@@ -1109,7 +1109,7 @@
     <w:r>
       <w:tab/>
       <w:tab/>
-      <w:t>2026-04-22</w:t>
+      <w:t>2026-04-23</w:t>
       <w:br/>
       <w:br/>
     </w:r>

--- a/klagomål/A 54085-2025 FSC-klagomål.docx
+++ b/klagomål/A 54085-2025 FSC-klagomål.docx
@@ -1109,7 +1109,7 @@
     <w:r>
       <w:tab/>
       <w:tab/>
-      <w:t>2026-04-23</w:t>
+      <w:t>2026-04-24</w:t>
       <w:br/>
       <w:br/>
     </w:r>

--- a/klagomål/A 54085-2025 FSC-klagomål.docx
+++ b/klagomål/A 54085-2025 FSC-klagomål.docx
@@ -1109,7 +1109,7 @@
     <w:r>
       <w:tab/>
       <w:tab/>
-      <w:t>2026-04-24</w:t>
+      <w:t>2026-04-25</w:t>
       <w:br/>
       <w:br/>
     </w:r>

--- a/klagomål/A 54085-2025 FSC-klagomål.docx
+++ b/klagomål/A 54085-2025 FSC-klagomål.docx
@@ -1109,7 +1109,7 @@
     <w:r>
       <w:tab/>
       <w:tab/>
-      <w:t>2026-04-25</w:t>
+      <w:t>2026-04-26</w:t>
       <w:br/>
       <w:br/>
     </w:r>

--- a/klagomål/A 54085-2025 FSC-klagomål.docx
+++ b/klagomål/A 54085-2025 FSC-klagomål.docx
@@ -1109,7 +1109,7 @@
     <w:r>
       <w:tab/>
       <w:tab/>
-      <w:t>2026-04-26</w:t>
+      <w:t>2026-04-27</w:t>
       <w:br/>
       <w:br/>
     </w:r>

--- a/klagomål/A 54085-2025 FSC-klagomål.docx
+++ b/klagomål/A 54085-2025 FSC-klagomål.docx
@@ -1109,7 +1109,7 @@
     <w:r>
       <w:tab/>
       <w:tab/>
-      <w:t>2026-04-27</w:t>
+      <w:t>2026-04-28</w:t>
       <w:br/>
       <w:br/>
     </w:r>

--- a/klagomål/A 54085-2025 FSC-klagomål.docx
+++ b/klagomål/A 54085-2025 FSC-klagomål.docx
@@ -1109,7 +1109,7 @@
     <w:r>
       <w:tab/>
       <w:tab/>
-      <w:t>2026-04-28</w:t>
+      <w:t>2026-04-29</w:t>
       <w:br/>
       <w:br/>
     </w:r>

--- a/klagomål/A 54085-2025 FSC-klagomål.docx
+++ b/klagomål/A 54085-2025 FSC-klagomål.docx
@@ -1109,7 +1109,7 @@
     <w:r>
       <w:tab/>
       <w:tab/>
-      <w:t>2026-04-29</w:t>
+      <w:t>2026-04-30</w:t>
       <w:br/>
       <w:br/>
     </w:r>

--- a/klagomål/A 54085-2025 FSC-klagomål.docx
+++ b/klagomål/A 54085-2025 FSC-klagomål.docx
@@ -1109,7 +1109,7 @@
     <w:r>
       <w:tab/>
       <w:tab/>
-      <w:t>2026-05-16</w:t>
+      <w:t>2026-05-17</w:t>
       <w:br/>
       <w:br/>
     </w:r>

--- a/klagomål/A 54085-2025 FSC-klagomål.docx
+++ b/klagomål/A 54085-2025 FSC-klagomål.docx
@@ -1109,7 +1109,7 @@
     <w:r>
       <w:tab/>
       <w:tab/>
-      <w:t>2026-05-17</w:t>
+      <w:t>2026-05-18</w:t>
       <w:br/>
       <w:br/>
     </w:r>

--- a/klagomål/A 54085-2025 FSC-klagomål.docx
+++ b/klagomål/A 54085-2025 FSC-klagomål.docx
@@ -1109,7 +1109,7 @@
     <w:r>
       <w:tab/>
       <w:tab/>
-      <w:t>2026-05-18</w:t>
+      <w:t>2026-05-19</w:t>
       <w:br/>
       <w:br/>
     </w:r>

--- a/klagomål/A 54085-2025 FSC-klagomål.docx
+++ b/klagomål/A 54085-2025 FSC-klagomål.docx
@@ -1109,7 +1109,7 @@
     <w:r>
       <w:tab/>
       <w:tab/>
-      <w:t>2026-05-19</w:t>
+      <w:t>2026-05-20</w:t>
       <w:br/>
       <w:br/>
     </w:r>

--- a/klagomål/A 54085-2025 FSC-klagomål.docx
+++ b/klagomål/A 54085-2025 FSC-klagomål.docx
@@ -1109,7 +1109,7 @@
     <w:r>
       <w:tab/>
       <w:tab/>
-      <w:t>2026-05-20</w:t>
+      <w:t>2026-05-21</w:t>
       <w:br/>
       <w:br/>
     </w:r>

--- a/klagomål/A 54085-2025 FSC-klagomål.docx
+++ b/klagomål/A 54085-2025 FSC-klagomål.docx
@@ -1109,7 +1109,7 @@
     <w:r>
       <w:tab/>
       <w:tab/>
-      <w:t>2026-05-21</w:t>
+      <w:t>2026-05-22</w:t>
       <w:br/>
       <w:br/>
     </w:r>

--- a/klagomål/A 54085-2025 FSC-klagomål.docx
+++ b/klagomål/A 54085-2025 FSC-klagomål.docx
@@ -1109,7 +1109,7 @@
     <w:r>
       <w:tab/>
       <w:tab/>
-      <w:t>2026-05-22</w:t>
+      <w:t>2026-05-23</w:t>
       <w:br/>
       <w:br/>
     </w:r>

--- a/klagomål/A 54085-2025 FSC-klagomål.docx
+++ b/klagomål/A 54085-2025 FSC-klagomål.docx
@@ -1109,7 +1109,7 @@
     <w:r>
       <w:tab/>
       <w:tab/>
-      <w:t>2026-05-23</w:t>
+      <w:t>2026-05-24</w:t>
       <w:br/>
       <w:br/>
     </w:r>

--- a/klagomål/A 54085-2025 FSC-klagomål.docx
+++ b/klagomål/A 54085-2025 FSC-klagomål.docx
@@ -1109,7 +1109,7 @@
     <w:r>
       <w:tab/>
       <w:tab/>
-      <w:t>2026-05-24</w:t>
+      <w:t>2026-05-25</w:t>
       <w:br/>
       <w:br/>
     </w:r>

--- a/klagomål/A 54085-2025 FSC-klagomål.docx
+++ b/klagomål/A 54085-2025 FSC-klagomål.docx
@@ -1109,7 +1109,7 @@
     <w:r>
       <w:tab/>
       <w:tab/>
-      <w:t>2026-05-25</w:t>
+      <w:t>2026-05-26</w:t>
       <w:br/>
       <w:br/>
     </w:r>

--- a/klagomål/A 54085-2025 FSC-klagomål.docx
+++ b/klagomål/A 54085-2025 FSC-klagomål.docx
@@ -1109,7 +1109,7 @@
     <w:r>
       <w:tab/>
       <w:tab/>
-      <w:t>2026-05-26</w:t>
+      <w:t>2026-05-27</w:t>
       <w:br/>
       <w:br/>
     </w:r>

--- a/klagomål/A 54085-2025 FSC-klagomål.docx
+++ b/klagomål/A 54085-2025 FSC-klagomål.docx
@@ -1109,7 +1109,7 @@
     <w:r>
       <w:tab/>
       <w:tab/>
-      <w:t>2026-05-27</w:t>
+      <w:t>2026-05-28</w:t>
       <w:br/>
       <w:br/>
     </w:r>

--- a/klagomål/A 54085-2025 FSC-klagomål.docx
+++ b/klagomål/A 54085-2025 FSC-klagomål.docx
@@ -1109,7 +1109,7 @@
     <w:r>
       <w:tab/>
       <w:tab/>
-      <w:t>2026-05-28</w:t>
+      <w:t>2026-05-29</w:t>
       <w:br/>
       <w:br/>
     </w:r>

--- a/klagomål/A 54085-2025 FSC-klagomål.docx
+++ b/klagomål/A 54085-2025 FSC-klagomål.docx
@@ -1109,7 +1109,7 @@
     <w:r>
       <w:tab/>
       <w:tab/>
-      <w:t>2026-05-29</w:t>
+      <w:t>2026-05-30</w:t>
       <w:br/>
       <w:br/>
     </w:r>

--- a/klagomål/A 54085-2025 FSC-klagomål.docx
+++ b/klagomål/A 54085-2025 FSC-klagomål.docx
@@ -1109,7 +1109,7 @@
     <w:r>
       <w:tab/>
       <w:tab/>
-      <w:t>2026-05-30</w:t>
+      <w:t>2026-05-31</w:t>
       <w:br/>
       <w:br/>
     </w:r>

--- a/klagomål/A 54085-2025 FSC-klagomål.docx
+++ b/klagomål/A 54085-2025 FSC-klagomål.docx
@@ -1109,7 +1109,7 @@
     <w:r>
       <w:tab/>
       <w:tab/>
-      <w:t>2026-05-31</w:t>
+      <w:t>2026-06-01</w:t>
       <w:br/>
       <w:br/>
     </w:r>
